--- a/fiches-docx/F-05.docx
+++ b/fiches-docx/F-05.docx
@@ -74,7 +74,7 @@
           <w:b/>
           <w:sz w:val="22"/>
         </w:rPr>
-        <w:t xml:space="preserve">السنة الدراسية: </w:t>
+        <w:t xml:space="preserve">الموسم الدراسي: </w:t>
       </w:r>
       <w:r>
         <w:t>__________________________________________________</w:t>
@@ -89,17 +89,15 @@
         <w:tblLook w:firstColumn="1" w:firstRow="1" w:lastColumn="0" w:lastRow="0" w:noHBand="0" w:noVBand="1" w:val="04A0"/>
       </w:tblPr>
       <w:tblGrid>
-        <w:gridCol w:w="1662"/>
-        <w:gridCol w:w="1662"/>
-        <w:gridCol w:w="1662"/>
-        <w:gridCol w:w="1662"/>
-        <w:gridCol w:w="1662"/>
-        <w:gridCol w:w="1662"/>
+        <w:gridCol w:w="2493"/>
+        <w:gridCol w:w="2493"/>
+        <w:gridCol w:w="2493"/>
+        <w:gridCol w:w="2493"/>
       </w:tblGrid>
       <w:tr>
         <w:tc>
           <w:tcPr>
-            <w:tcW w:type="dxa" w:w="1662"/>
+            <w:tcW w:type="dxa" w:w="2493"/>
             <w:shd w:val="clear" w:color="auto" w:fill="e8e8e8"/>
           </w:tcPr>
           <w:p>
@@ -112,13 +110,13 @@
                 <w:b/>
                 <w:sz w:val="20"/>
               </w:rPr>
-              <w:t>الرقم</w:t>
+              <w:t>الأهداف العامة أو النتائج المنتظرة</w:t>
             </w:r>
           </w:p>
         </w:tc>
         <w:tc>
           <w:tcPr>
-            <w:tcW w:type="dxa" w:w="1662"/>
+            <w:tcW w:type="dxa" w:w="2493"/>
             <w:shd w:val="clear" w:color="auto" w:fill="e8e8e8"/>
           </w:tcPr>
           <w:p>
@@ -131,13 +129,13 @@
                 <w:b/>
                 <w:sz w:val="20"/>
               </w:rPr>
-              <w:t>الهدف</w:t>
+              <w:t>محاور الأنشطة</w:t>
             </w:r>
           </w:p>
         </w:tc>
         <w:tc>
           <w:tcPr>
-            <w:tcW w:type="dxa" w:w="1662"/>
+            <w:tcW w:type="dxa" w:w="2493"/>
             <w:shd w:val="clear" w:color="auto" w:fill="e8e8e8"/>
           </w:tcPr>
           <w:p>
@@ -150,13 +148,13 @@
                 <w:b/>
                 <w:sz w:val="20"/>
               </w:rPr>
-              <w:t>الأنشطة المرتبطة</w:t>
+              <w:t>موقت كل محور</w:t>
             </w:r>
           </w:p>
         </w:tc>
         <w:tc>
           <w:tcPr>
-            <w:tcW w:type="dxa" w:w="1662"/>
+            <w:tcW w:type="dxa" w:w="2493"/>
             <w:shd w:val="clear" w:color="auto" w:fill="e8e8e8"/>
           </w:tcPr>
           <w:p>
@@ -169,45 +167,7 @@
                 <w:b/>
                 <w:sz w:val="20"/>
               </w:rPr>
-              <w:t>النتائج المنتظرة</w:t>
-            </w:r>
-          </w:p>
-        </w:tc>
-        <w:tc>
-          <w:tcPr>
-            <w:tcW w:type="dxa" w:w="1662"/>
-            <w:shd w:val="clear" w:color="auto" w:fill="e8e8e8"/>
-          </w:tcPr>
-          <w:p>
-            <w:pPr>
-              <w:jc w:val="center"/>
-              <w:bidi/>
-            </w:pPr>
-            <w:r>
-              <w:rPr>
-                <w:b/>
-                <w:sz w:val="20"/>
-              </w:rPr>
-              <w:t>مؤشرات التحقق</w:t>
-            </w:r>
-          </w:p>
-        </w:tc>
-        <w:tc>
-          <w:tcPr>
-            <w:tcW w:type="dxa" w:w="1662"/>
-            <w:shd w:val="clear" w:color="auto" w:fill="e8e8e8"/>
-          </w:tcPr>
-          <w:p>
-            <w:pPr>
-              <w:jc w:val="center"/>
-              <w:bidi/>
-            </w:pPr>
-            <w:r>
-              <w:rPr>
-                <w:b/>
-                <w:sz w:val="20"/>
-              </w:rPr>
-              <w:t>الملاحظات</w:t>
+              <w:t>أجل الإنجاز</w:t>
             </w:r>
           </w:p>
         </w:tc>
@@ -215,7 +175,7 @@
       <w:tr>
         <w:tc>
           <w:tcPr>
-            <w:tcW w:type="dxa" w:w="1662"/>
+            <w:tcW w:type="dxa" w:w="2493"/>
           </w:tcPr>
           <w:p>
             <w:pPr>
@@ -225,7 +185,7 @@
         </w:tc>
         <w:tc>
           <w:tcPr>
-            <w:tcW w:type="dxa" w:w="1662"/>
+            <w:tcW w:type="dxa" w:w="2493"/>
           </w:tcPr>
           <w:p>
             <w:pPr>
@@ -235,7 +195,7 @@
         </w:tc>
         <w:tc>
           <w:tcPr>
-            <w:tcW w:type="dxa" w:w="1662"/>
+            <w:tcW w:type="dxa" w:w="2493"/>
           </w:tcPr>
           <w:p>
             <w:pPr>
@@ -245,27 +205,7 @@
         </w:tc>
         <w:tc>
           <w:tcPr>
-            <w:tcW w:type="dxa" w:w="1662"/>
-          </w:tcPr>
-          <w:p>
-            <w:pPr>
-              <w:jc w:val="center"/>
-            </w:pPr>
-          </w:p>
-        </w:tc>
-        <w:tc>
-          <w:tcPr>
-            <w:tcW w:type="dxa" w:w="1662"/>
-          </w:tcPr>
-          <w:p>
-            <w:pPr>
-              <w:jc w:val="center"/>
-            </w:pPr>
-          </w:p>
-        </w:tc>
-        <w:tc>
-          <w:tcPr>
-            <w:tcW w:type="dxa" w:w="1662"/>
+            <w:tcW w:type="dxa" w:w="2493"/>
           </w:tcPr>
           <w:p>
             <w:pPr>
@@ -277,7 +217,7 @@
       <w:tr>
         <w:tc>
           <w:tcPr>
-            <w:tcW w:type="dxa" w:w="1662"/>
+            <w:tcW w:type="dxa" w:w="2493"/>
           </w:tcPr>
           <w:p>
             <w:pPr>
@@ -287,7 +227,7 @@
         </w:tc>
         <w:tc>
           <w:tcPr>
-            <w:tcW w:type="dxa" w:w="1662"/>
+            <w:tcW w:type="dxa" w:w="2493"/>
           </w:tcPr>
           <w:p>
             <w:pPr>
@@ -297,7 +237,7 @@
         </w:tc>
         <w:tc>
           <w:tcPr>
-            <w:tcW w:type="dxa" w:w="1662"/>
+            <w:tcW w:type="dxa" w:w="2493"/>
           </w:tcPr>
           <w:p>
             <w:pPr>
@@ -307,27 +247,7 @@
         </w:tc>
         <w:tc>
           <w:tcPr>
-            <w:tcW w:type="dxa" w:w="1662"/>
-          </w:tcPr>
-          <w:p>
-            <w:pPr>
-              <w:jc w:val="center"/>
-            </w:pPr>
-          </w:p>
-        </w:tc>
-        <w:tc>
-          <w:tcPr>
-            <w:tcW w:type="dxa" w:w="1662"/>
-          </w:tcPr>
-          <w:p>
-            <w:pPr>
-              <w:jc w:val="center"/>
-            </w:pPr>
-          </w:p>
-        </w:tc>
-        <w:tc>
-          <w:tcPr>
-            <w:tcW w:type="dxa" w:w="1662"/>
+            <w:tcW w:type="dxa" w:w="2493"/>
           </w:tcPr>
           <w:p>
             <w:pPr>
@@ -339,7 +259,7 @@
       <w:tr>
         <w:tc>
           <w:tcPr>
-            <w:tcW w:type="dxa" w:w="1662"/>
+            <w:tcW w:type="dxa" w:w="2493"/>
           </w:tcPr>
           <w:p>
             <w:pPr>
@@ -349,7 +269,7 @@
         </w:tc>
         <w:tc>
           <w:tcPr>
-            <w:tcW w:type="dxa" w:w="1662"/>
+            <w:tcW w:type="dxa" w:w="2493"/>
           </w:tcPr>
           <w:p>
             <w:pPr>
@@ -359,7 +279,7 @@
         </w:tc>
         <w:tc>
           <w:tcPr>
-            <w:tcW w:type="dxa" w:w="1662"/>
+            <w:tcW w:type="dxa" w:w="2493"/>
           </w:tcPr>
           <w:p>
             <w:pPr>
@@ -369,27 +289,7 @@
         </w:tc>
         <w:tc>
           <w:tcPr>
-            <w:tcW w:type="dxa" w:w="1662"/>
-          </w:tcPr>
-          <w:p>
-            <w:pPr>
-              <w:jc w:val="center"/>
-            </w:pPr>
-          </w:p>
-        </w:tc>
-        <w:tc>
-          <w:tcPr>
-            <w:tcW w:type="dxa" w:w="1662"/>
-          </w:tcPr>
-          <w:p>
-            <w:pPr>
-              <w:jc w:val="center"/>
-            </w:pPr>
-          </w:p>
-        </w:tc>
-        <w:tc>
-          <w:tcPr>
-            <w:tcW w:type="dxa" w:w="1662"/>
+            <w:tcW w:type="dxa" w:w="2493"/>
           </w:tcPr>
           <w:p>
             <w:pPr>
@@ -401,7 +301,7 @@
       <w:tr>
         <w:tc>
           <w:tcPr>
-            <w:tcW w:type="dxa" w:w="1662"/>
+            <w:tcW w:type="dxa" w:w="2493"/>
           </w:tcPr>
           <w:p>
             <w:pPr>
@@ -411,7 +311,7 @@
         </w:tc>
         <w:tc>
           <w:tcPr>
-            <w:tcW w:type="dxa" w:w="1662"/>
+            <w:tcW w:type="dxa" w:w="2493"/>
           </w:tcPr>
           <w:p>
             <w:pPr>
@@ -421,7 +321,7 @@
         </w:tc>
         <w:tc>
           <w:tcPr>
-            <w:tcW w:type="dxa" w:w="1662"/>
+            <w:tcW w:type="dxa" w:w="2493"/>
           </w:tcPr>
           <w:p>
             <w:pPr>
@@ -431,27 +331,7 @@
         </w:tc>
         <w:tc>
           <w:tcPr>
-            <w:tcW w:type="dxa" w:w="1662"/>
-          </w:tcPr>
-          <w:p>
-            <w:pPr>
-              <w:jc w:val="center"/>
-            </w:pPr>
-          </w:p>
-        </w:tc>
-        <w:tc>
-          <w:tcPr>
-            <w:tcW w:type="dxa" w:w="1662"/>
-          </w:tcPr>
-          <w:p>
-            <w:pPr>
-              <w:jc w:val="center"/>
-            </w:pPr>
-          </w:p>
-        </w:tc>
-        <w:tc>
-          <w:tcPr>
-            <w:tcW w:type="dxa" w:w="1662"/>
+            <w:tcW w:type="dxa" w:w="2493"/>
           </w:tcPr>
           <w:p>
             <w:pPr>
@@ -463,7 +343,7 @@
       <w:tr>
         <w:tc>
           <w:tcPr>
-            <w:tcW w:type="dxa" w:w="1662"/>
+            <w:tcW w:type="dxa" w:w="2493"/>
           </w:tcPr>
           <w:p>
             <w:pPr>
@@ -473,7 +353,7 @@
         </w:tc>
         <w:tc>
           <w:tcPr>
-            <w:tcW w:type="dxa" w:w="1662"/>
+            <w:tcW w:type="dxa" w:w="2493"/>
           </w:tcPr>
           <w:p>
             <w:pPr>
@@ -483,7 +363,7 @@
         </w:tc>
         <w:tc>
           <w:tcPr>
-            <w:tcW w:type="dxa" w:w="1662"/>
+            <w:tcW w:type="dxa" w:w="2493"/>
           </w:tcPr>
           <w:p>
             <w:pPr>
@@ -493,27 +373,7 @@
         </w:tc>
         <w:tc>
           <w:tcPr>
-            <w:tcW w:type="dxa" w:w="1662"/>
-          </w:tcPr>
-          <w:p>
-            <w:pPr>
-              <w:jc w:val="center"/>
-            </w:pPr>
-          </w:p>
-        </w:tc>
-        <w:tc>
-          <w:tcPr>
-            <w:tcW w:type="dxa" w:w="1662"/>
-          </w:tcPr>
-          <w:p>
-            <w:pPr>
-              <w:jc w:val="center"/>
-            </w:pPr>
-          </w:p>
-        </w:tc>
-        <w:tc>
-          <w:tcPr>
-            <w:tcW w:type="dxa" w:w="1662"/>
+            <w:tcW w:type="dxa" w:w="2493"/>
           </w:tcPr>
           <w:p>
             <w:pPr>
@@ -525,7 +385,7 @@
       <w:tr>
         <w:tc>
           <w:tcPr>
-            <w:tcW w:type="dxa" w:w="1662"/>
+            <w:tcW w:type="dxa" w:w="2493"/>
           </w:tcPr>
           <w:p>
             <w:pPr>
@@ -535,7 +395,7 @@
         </w:tc>
         <w:tc>
           <w:tcPr>
-            <w:tcW w:type="dxa" w:w="1662"/>
+            <w:tcW w:type="dxa" w:w="2493"/>
           </w:tcPr>
           <w:p>
             <w:pPr>
@@ -545,7 +405,7 @@
         </w:tc>
         <w:tc>
           <w:tcPr>
-            <w:tcW w:type="dxa" w:w="1662"/>
+            <w:tcW w:type="dxa" w:w="2493"/>
           </w:tcPr>
           <w:p>
             <w:pPr>
@@ -555,27 +415,7 @@
         </w:tc>
         <w:tc>
           <w:tcPr>
-            <w:tcW w:type="dxa" w:w="1662"/>
-          </w:tcPr>
-          <w:p>
-            <w:pPr>
-              <w:jc w:val="center"/>
-            </w:pPr>
-          </w:p>
-        </w:tc>
-        <w:tc>
-          <w:tcPr>
-            <w:tcW w:type="dxa" w:w="1662"/>
-          </w:tcPr>
-          <w:p>
-            <w:pPr>
-              <w:jc w:val="center"/>
-            </w:pPr>
-          </w:p>
-        </w:tc>
-        <w:tc>
-          <w:tcPr>
-            <w:tcW w:type="dxa" w:w="1662"/>
+            <w:tcW w:type="dxa" w:w="2493"/>
           </w:tcPr>
           <w:p>
             <w:pPr>
@@ -587,7 +427,7 @@
       <w:tr>
         <w:tc>
           <w:tcPr>
-            <w:tcW w:type="dxa" w:w="1662"/>
+            <w:tcW w:type="dxa" w:w="2493"/>
           </w:tcPr>
           <w:p>
             <w:pPr>
@@ -597,7 +437,7 @@
         </w:tc>
         <w:tc>
           <w:tcPr>
-            <w:tcW w:type="dxa" w:w="1662"/>
+            <w:tcW w:type="dxa" w:w="2493"/>
           </w:tcPr>
           <w:p>
             <w:pPr>
@@ -607,7 +447,7 @@
         </w:tc>
         <w:tc>
           <w:tcPr>
-            <w:tcW w:type="dxa" w:w="1662"/>
+            <w:tcW w:type="dxa" w:w="2493"/>
           </w:tcPr>
           <w:p>
             <w:pPr>
@@ -617,27 +457,7 @@
         </w:tc>
         <w:tc>
           <w:tcPr>
-            <w:tcW w:type="dxa" w:w="1662"/>
-          </w:tcPr>
-          <w:p>
-            <w:pPr>
-              <w:jc w:val="center"/>
-            </w:pPr>
-          </w:p>
-        </w:tc>
-        <w:tc>
-          <w:tcPr>
-            <w:tcW w:type="dxa" w:w="1662"/>
-          </w:tcPr>
-          <w:p>
-            <w:pPr>
-              <w:jc w:val="center"/>
-            </w:pPr>
-          </w:p>
-        </w:tc>
-        <w:tc>
-          <w:tcPr>
-            <w:tcW w:type="dxa" w:w="1662"/>
+            <w:tcW w:type="dxa" w:w="2493"/>
           </w:tcPr>
           <w:p>
             <w:pPr>
@@ -649,7 +469,7 @@
       <w:tr>
         <w:tc>
           <w:tcPr>
-            <w:tcW w:type="dxa" w:w="1662"/>
+            <w:tcW w:type="dxa" w:w="2493"/>
           </w:tcPr>
           <w:p>
             <w:pPr>
@@ -659,7 +479,7 @@
         </w:tc>
         <w:tc>
           <w:tcPr>
-            <w:tcW w:type="dxa" w:w="1662"/>
+            <w:tcW w:type="dxa" w:w="2493"/>
           </w:tcPr>
           <w:p>
             <w:pPr>
@@ -669,7 +489,7 @@
         </w:tc>
         <w:tc>
           <w:tcPr>
-            <w:tcW w:type="dxa" w:w="1662"/>
+            <w:tcW w:type="dxa" w:w="2493"/>
           </w:tcPr>
           <w:p>
             <w:pPr>
@@ -679,151 +499,7 @@
         </w:tc>
         <w:tc>
           <w:tcPr>
-            <w:tcW w:type="dxa" w:w="1662"/>
-          </w:tcPr>
-          <w:p>
-            <w:pPr>
-              <w:jc w:val="center"/>
-            </w:pPr>
-          </w:p>
-        </w:tc>
-        <w:tc>
-          <w:tcPr>
-            <w:tcW w:type="dxa" w:w="1662"/>
-          </w:tcPr>
-          <w:p>
-            <w:pPr>
-              <w:jc w:val="center"/>
-            </w:pPr>
-          </w:p>
-        </w:tc>
-        <w:tc>
-          <w:tcPr>
-            <w:tcW w:type="dxa" w:w="1662"/>
-          </w:tcPr>
-          <w:p>
-            <w:pPr>
-              <w:jc w:val="center"/>
-            </w:pPr>
-          </w:p>
-        </w:tc>
-      </w:tr>
-      <w:tr>
-        <w:tc>
-          <w:tcPr>
-            <w:tcW w:type="dxa" w:w="1662"/>
-          </w:tcPr>
-          <w:p>
-            <w:pPr>
-              <w:jc w:val="center"/>
-            </w:pPr>
-          </w:p>
-        </w:tc>
-        <w:tc>
-          <w:tcPr>
-            <w:tcW w:type="dxa" w:w="1662"/>
-          </w:tcPr>
-          <w:p>
-            <w:pPr>
-              <w:jc w:val="center"/>
-            </w:pPr>
-          </w:p>
-        </w:tc>
-        <w:tc>
-          <w:tcPr>
-            <w:tcW w:type="dxa" w:w="1662"/>
-          </w:tcPr>
-          <w:p>
-            <w:pPr>
-              <w:jc w:val="center"/>
-            </w:pPr>
-          </w:p>
-        </w:tc>
-        <w:tc>
-          <w:tcPr>
-            <w:tcW w:type="dxa" w:w="1662"/>
-          </w:tcPr>
-          <w:p>
-            <w:pPr>
-              <w:jc w:val="center"/>
-            </w:pPr>
-          </w:p>
-        </w:tc>
-        <w:tc>
-          <w:tcPr>
-            <w:tcW w:type="dxa" w:w="1662"/>
-          </w:tcPr>
-          <w:p>
-            <w:pPr>
-              <w:jc w:val="center"/>
-            </w:pPr>
-          </w:p>
-        </w:tc>
-        <w:tc>
-          <w:tcPr>
-            <w:tcW w:type="dxa" w:w="1662"/>
-          </w:tcPr>
-          <w:p>
-            <w:pPr>
-              <w:jc w:val="center"/>
-            </w:pPr>
-          </w:p>
-        </w:tc>
-      </w:tr>
-      <w:tr>
-        <w:tc>
-          <w:tcPr>
-            <w:tcW w:type="dxa" w:w="1662"/>
-          </w:tcPr>
-          <w:p>
-            <w:pPr>
-              <w:jc w:val="center"/>
-            </w:pPr>
-          </w:p>
-        </w:tc>
-        <w:tc>
-          <w:tcPr>
-            <w:tcW w:type="dxa" w:w="1662"/>
-          </w:tcPr>
-          <w:p>
-            <w:pPr>
-              <w:jc w:val="center"/>
-            </w:pPr>
-          </w:p>
-        </w:tc>
-        <w:tc>
-          <w:tcPr>
-            <w:tcW w:type="dxa" w:w="1662"/>
-          </w:tcPr>
-          <w:p>
-            <w:pPr>
-              <w:jc w:val="center"/>
-            </w:pPr>
-          </w:p>
-        </w:tc>
-        <w:tc>
-          <w:tcPr>
-            <w:tcW w:type="dxa" w:w="1662"/>
-          </w:tcPr>
-          <w:p>
-            <w:pPr>
-              <w:jc w:val="center"/>
-            </w:pPr>
-          </w:p>
-        </w:tc>
-        <w:tc>
-          <w:tcPr>
-            <w:tcW w:type="dxa" w:w="1662"/>
-          </w:tcPr>
-          <w:p>
-            <w:pPr>
-              <w:jc w:val="center"/>
-            </w:pPr>
-          </w:p>
-        </w:tc>
-        <w:tc>
-          <w:tcPr>
-            <w:tcW w:type="dxa" w:w="1662"/>
+            <w:tcW w:type="dxa" w:w="2493"/>
           </w:tcPr>
           <w:p>
             <w:pPr>

--- a/fiches-docx/F-05.docx
+++ b/fiches-docx/F-05.docx
@@ -16,6 +16,12 @@
           <w:tcPr>
             <w:tcW w:type="dxa" w:w="9972"/>
             <w:shd w:val="clear" w:color="auto" w:fill="c8e8bc"/>
+            <w:tcBorders>
+              <w:top w:val="single" w:sz="6" w:space="0" w:color="333333"/>
+              <w:left w:val="single" w:sz="6" w:space="0" w:color="333333"/>
+              <w:bottom w:val="single" w:sz="6" w:space="0" w:color="333333"/>
+              <w:right w:val="single" w:sz="6" w:space="0" w:color="333333"/>
+            </w:tcBorders>
           </w:tcPr>
           <w:p>
             <w:pPr>
@@ -25,61 +31,243 @@
             <w:r>
               <w:rPr>
                 <w:b/>
-                <w:color w:val="1A2B22"/>
-                <w:sz w:val="26"/>
+                <w:sz w:val="24"/>
               </w:rPr>
-              <w:t xml:space="preserve">  F-05 — خطة عمل النادي التربوي بالأهداف  </w:t>
+              <w:t>نموذج خطة عمل</w:t>
             </w:r>
           </w:p>
         </w:tc>
       </w:tr>
     </w:tbl>
     <w:p/>
-    <w:p>
-      <w:pPr>
-        <w:bidi/>
-      </w:pPr>
-      <w:r>
-        <w:rPr>
-          <w:b/>
-          <w:sz w:val="22"/>
-        </w:rPr>
-        <w:t xml:space="preserve">اسم النادي: </w:t>
-      </w:r>
-      <w:r>
-        <w:t>__________________________________________________</w:t>
-      </w:r>
-    </w:p>
-    <w:p>
-      <w:pPr>
-        <w:bidi/>
-      </w:pPr>
-      <w:r>
-        <w:rPr>
-          <w:b/>
-          <w:sz w:val="22"/>
-        </w:rPr>
-        <w:t xml:space="preserve">المؤطِّر: </w:t>
-      </w:r>
-      <w:r>
-        <w:t>__________________________________________________</w:t>
-      </w:r>
-    </w:p>
-    <w:p>
-      <w:pPr>
-        <w:bidi/>
-      </w:pPr>
-      <w:r>
-        <w:rPr>
-          <w:b/>
-          <w:sz w:val="22"/>
-        </w:rPr>
-        <w:t xml:space="preserve">الموسم الدراسي: </w:t>
-      </w:r>
-      <w:r>
-        <w:t>__________________________________________________</w:t>
-      </w:r>
-    </w:p>
+    <w:tbl>
+      <w:tblPr>
+        <w:tblW w:type="auto" w:w="0"/>
+        <w:jc w:val="center"/>
+        <w:tblLook w:firstColumn="1" w:firstRow="1" w:lastColumn="0" w:lastRow="0" w:noHBand="0" w:noVBand="1" w:val="04A0"/>
+      </w:tblPr>
+      <w:tblGrid>
+        <w:gridCol w:w="2493"/>
+        <w:gridCol w:w="2493"/>
+        <w:gridCol w:w="2493"/>
+        <w:gridCol w:w="2493"/>
+      </w:tblGrid>
+      <w:tr>
+        <w:tc>
+          <w:tcPr>
+            <w:tcW w:type="dxa" w:w="2493"/>
+            <w:tcBorders>
+              <w:top w:val="none" w:sz="0" w:space="0" w:color="auto"/>
+              <w:left w:val="none" w:sz="0" w:space="0" w:color="auto"/>
+              <w:bottom w:val="none" w:sz="0" w:space="0" w:color="auto"/>
+              <w:right w:val="none" w:sz="0" w:space="0" w:color="auto"/>
+            </w:tcBorders>
+          </w:tcPr>
+          <w:p>
+            <w:pPr>
+              <w:bidi/>
+            </w:pPr>
+            <w:r>
+              <w:rPr>
+                <w:b/>
+                <w:sz w:val="19"/>
+              </w:rPr>
+              <w:t>الأكاديميـة :</w:t>
+            </w:r>
+          </w:p>
+        </w:tc>
+        <w:tc>
+          <w:tcPr>
+            <w:tcW w:type="dxa" w:w="2493"/>
+            <w:tcBorders>
+              <w:top w:val="none" w:sz="0" w:space="0" w:color="auto"/>
+              <w:left w:val="none" w:sz="0" w:space="0" w:color="auto"/>
+              <w:bottom w:val="none" w:sz="0" w:space="0" w:color="auto"/>
+              <w:right w:val="none" w:sz="0" w:space="0" w:color="auto"/>
+            </w:tcBorders>
+          </w:tcPr>
+          <w:p>
+            <w:pPr>
+              <w:bidi/>
+            </w:pPr>
+            <w:r>
+              <w:rPr>
+                <w:color w:val="555555"/>
+                <w:sz w:val="18"/>
+              </w:rPr>
+              <w:t>. . . . . . . . . . . . . . . . . . . . .</w:t>
+            </w:r>
+          </w:p>
+        </w:tc>
+        <w:tc>
+          <w:tcPr>
+            <w:tcW w:type="dxa" w:w="2493"/>
+            <w:tcBorders>
+              <w:top w:val="none" w:sz="0" w:space="0" w:color="auto"/>
+              <w:left w:val="none" w:sz="0" w:space="0" w:color="auto"/>
+              <w:bottom w:val="none" w:sz="0" w:space="0" w:color="auto"/>
+              <w:right w:val="none" w:sz="0" w:space="0" w:color="auto"/>
+            </w:tcBorders>
+          </w:tcPr>
+          <w:p>
+            <w:pPr>
+              <w:bidi/>
+            </w:pPr>
+            <w:r>
+              <w:rPr>
+                <w:b/>
+                <w:sz w:val="19"/>
+              </w:rPr>
+              <w:t>المديرية الإقليمية :</w:t>
+            </w:r>
+          </w:p>
+        </w:tc>
+        <w:tc>
+          <w:tcPr>
+            <w:tcW w:type="dxa" w:w="2493"/>
+            <w:tcBorders>
+              <w:top w:val="none" w:sz="0" w:space="0" w:color="auto"/>
+              <w:left w:val="none" w:sz="0" w:space="0" w:color="auto"/>
+              <w:bottom w:val="none" w:sz="0" w:space="0" w:color="auto"/>
+              <w:right w:val="none" w:sz="0" w:space="0" w:color="auto"/>
+            </w:tcBorders>
+          </w:tcPr>
+          <w:p>
+            <w:pPr>
+              <w:bidi/>
+            </w:pPr>
+            <w:r>
+              <w:rPr>
+                <w:color w:val="555555"/>
+                <w:sz w:val="18"/>
+              </w:rPr>
+              <w:t>. . . . . . . . . . . . . . . . . . . . .</w:t>
+            </w:r>
+          </w:p>
+        </w:tc>
+      </w:tr>
+      <w:tr>
+        <w:tc>
+          <w:tcPr>
+            <w:tcW w:type="dxa" w:w="2493"/>
+            <w:tcBorders>
+              <w:top w:val="none" w:sz="0" w:space="0" w:color="auto"/>
+              <w:left w:val="none" w:sz="0" w:space="0" w:color="auto"/>
+              <w:bottom w:val="none" w:sz="0" w:space="0" w:color="auto"/>
+              <w:right w:val="none" w:sz="0" w:space="0" w:color="auto"/>
+            </w:tcBorders>
+          </w:tcPr>
+          <w:p>
+            <w:pPr>
+              <w:bidi/>
+            </w:pPr>
+            <w:r>
+              <w:rPr>
+                <w:b/>
+                <w:sz w:val="19"/>
+              </w:rPr>
+              <w:t>المؤسسـة :</w:t>
+            </w:r>
+          </w:p>
+        </w:tc>
+        <w:tc>
+          <w:tcPr>
+            <w:tcW w:type="dxa" w:w="2493"/>
+            <w:tcBorders>
+              <w:top w:val="none" w:sz="0" w:space="0" w:color="auto"/>
+              <w:left w:val="none" w:sz="0" w:space="0" w:color="auto"/>
+              <w:bottom w:val="none" w:sz="0" w:space="0" w:color="auto"/>
+              <w:right w:val="none" w:sz="0" w:space="0" w:color="auto"/>
+            </w:tcBorders>
+          </w:tcPr>
+          <w:p>
+            <w:pPr>
+              <w:bidi/>
+            </w:pPr>
+            <w:r>
+              <w:rPr>
+                <w:color w:val="555555"/>
+                <w:sz w:val="18"/>
+              </w:rPr>
+              <w:t>. . . . . . . . . . . . . . . . . . . . .</w:t>
+            </w:r>
+          </w:p>
+        </w:tc>
+        <w:tc>
+          <w:tcPr>
+            <w:tcW w:type="dxa" w:w="2493"/>
+            <w:tcBorders>
+              <w:top w:val="none" w:sz="0" w:space="0" w:color="auto"/>
+              <w:left w:val="none" w:sz="0" w:space="0" w:color="auto"/>
+              <w:bottom w:val="none" w:sz="0" w:space="0" w:color="auto"/>
+              <w:right w:val="none" w:sz="0" w:space="0" w:color="auto"/>
+            </w:tcBorders>
+          </w:tcPr>
+          <w:p>
+            <w:pPr>
+              <w:bidi/>
+            </w:pPr>
+            <w:r>
+              <w:rPr>
+                <w:b/>
+                <w:sz w:val="19"/>
+              </w:rPr>
+              <w:t>النـادي :</w:t>
+            </w:r>
+          </w:p>
+        </w:tc>
+        <w:tc>
+          <w:tcPr>
+            <w:tcW w:type="dxa" w:w="2493"/>
+            <w:tcBorders>
+              <w:top w:val="none" w:sz="0" w:space="0" w:color="auto"/>
+              <w:left w:val="none" w:sz="0" w:space="0" w:color="auto"/>
+              <w:bottom w:val="none" w:sz="0" w:space="0" w:color="auto"/>
+              <w:right w:val="none" w:sz="0" w:space="0" w:color="auto"/>
+            </w:tcBorders>
+          </w:tcPr>
+          <w:p>
+            <w:pPr>
+              <w:bidi/>
+            </w:pPr>
+            <w:r>
+              <w:rPr>
+                <w:color w:val="555555"/>
+                <w:sz w:val="18"/>
+              </w:rPr>
+              <w:t>. . . . . . . . . . . . . . . . . . . . .</w:t>
+            </w:r>
+          </w:p>
+        </w:tc>
+      </w:tr>
+      <w:tr>
+        <w:tc>
+          <w:tcPr>
+            <w:tcW w:type="dxa" w:w="9972"/>
+            <w:gridSpan w:val="4"/>
+            <w:tcBorders>
+              <w:top w:val="none" w:sz="0" w:space="0" w:color="auto"/>
+              <w:left w:val="none" w:sz="0" w:space="0" w:color="auto"/>
+              <w:bottom w:val="none" w:sz="0" w:space="0" w:color="auto"/>
+              <w:right w:val="none" w:sz="0" w:space="0" w:color="auto"/>
+            </w:tcBorders>
+          </w:tcPr>
+          <w:p>
+            <w:pPr>
+              <w:jc w:val="center"/>
+              <w:bidi/>
+            </w:pPr>
+            <w:r>
+              <w:rPr>
+                <w:b/>
+                <w:sz w:val="20"/>
+              </w:rPr>
+              <w:t>الموسم الدراسي :  . . . . . . . .  /  . . . . . . . .</w:t>
+            </w:r>
+          </w:p>
+        </w:tc>
+      </w:tr>
+    </w:tbl>
     <w:p/>
     <w:tbl>
       <w:tblPr>
@@ -99,6 +287,12 @@
           <w:tcPr>
             <w:tcW w:type="dxa" w:w="2493"/>
             <w:shd w:val="clear" w:color="auto" w:fill="e8e8e8"/>
+            <w:tcBorders>
+              <w:top w:val="single" w:sz="4" w:space="0" w:color="555555"/>
+              <w:left w:val="single" w:sz="4" w:space="0" w:color="555555"/>
+              <w:bottom w:val="single" w:sz="4" w:space="0" w:color="555555"/>
+              <w:right w:val="single" w:sz="4" w:space="0" w:color="555555"/>
+            </w:tcBorders>
           </w:tcPr>
           <w:p>
             <w:pPr>
@@ -108,9 +302,11 @@
             <w:r>
               <w:rPr>
                 <w:b/>
-                <w:sz w:val="20"/>
+                <w:sz w:val="18"/>
               </w:rPr>
-              <w:t>الأهداف العامة أو النتائج المنتظرة</w:t>
+              <w:t>الأهداف العامة</w:t>
+              <w:br/>
+              <w:t>أو النتائج المنتظرة</w:t>
             </w:r>
           </w:p>
         </w:tc>
@@ -118,6 +314,12 @@
           <w:tcPr>
             <w:tcW w:type="dxa" w:w="2493"/>
             <w:shd w:val="clear" w:color="auto" w:fill="e8e8e8"/>
+            <w:tcBorders>
+              <w:top w:val="single" w:sz="4" w:space="0" w:color="555555"/>
+              <w:left w:val="single" w:sz="4" w:space="0" w:color="555555"/>
+              <w:bottom w:val="single" w:sz="4" w:space="0" w:color="555555"/>
+              <w:right w:val="single" w:sz="4" w:space="0" w:color="555555"/>
+            </w:tcBorders>
           </w:tcPr>
           <w:p>
             <w:pPr>
@@ -127,7 +329,7 @@
             <w:r>
               <w:rPr>
                 <w:b/>
-                <w:sz w:val="20"/>
+                <w:sz w:val="18"/>
               </w:rPr>
               <w:t>محاور الأنشطة</w:t>
             </w:r>
@@ -137,6 +339,12 @@
           <w:tcPr>
             <w:tcW w:type="dxa" w:w="2493"/>
             <w:shd w:val="clear" w:color="auto" w:fill="e8e8e8"/>
+            <w:tcBorders>
+              <w:top w:val="single" w:sz="4" w:space="0" w:color="555555"/>
+              <w:left w:val="single" w:sz="4" w:space="0" w:color="555555"/>
+              <w:bottom w:val="single" w:sz="4" w:space="0" w:color="555555"/>
+              <w:right w:val="single" w:sz="4" w:space="0" w:color="555555"/>
+            </w:tcBorders>
           </w:tcPr>
           <w:p>
             <w:pPr>
@@ -146,7 +354,7 @@
             <w:r>
               <w:rPr>
                 <w:b/>
-                <w:sz w:val="20"/>
+                <w:sz w:val="18"/>
               </w:rPr>
               <w:t>موقت كل محور</w:t>
             </w:r>
@@ -156,6 +364,12 @@
           <w:tcPr>
             <w:tcW w:type="dxa" w:w="2493"/>
             <w:shd w:val="clear" w:color="auto" w:fill="e8e8e8"/>
+            <w:tcBorders>
+              <w:top w:val="single" w:sz="4" w:space="0" w:color="555555"/>
+              <w:left w:val="single" w:sz="4" w:space="0" w:color="555555"/>
+              <w:bottom w:val="single" w:sz="4" w:space="0" w:color="555555"/>
+              <w:right w:val="single" w:sz="4" w:space="0" w:color="555555"/>
+            </w:tcBorders>
           </w:tcPr>
           <w:p>
             <w:pPr>
@@ -165,7 +379,7 @@
             <w:r>
               <w:rPr>
                 <w:b/>
-                <w:sz w:val="20"/>
+                <w:sz w:val="18"/>
               </w:rPr>
               <w:t>أجل الإنجاز</w:t>
             </w:r>
@@ -173,343 +387,324 @@
         </w:tc>
       </w:tr>
       <w:tr>
+        <w:trPr>
+          <w:trHeight w:val="567"/>
+        </w:trPr>
         <w:tc>
           <w:tcPr>
             <w:tcW w:type="dxa" w:w="2493"/>
+            <w:tcBorders>
+              <w:top w:val="single" w:sz="4" w:space="0" w:color="555555"/>
+              <w:left w:val="single" w:sz="4" w:space="0" w:color="555555"/>
+              <w:bottom w:val="single" w:sz="4" w:space="0" w:color="555555"/>
+              <w:right w:val="single" w:sz="4" w:space="0" w:color="555555"/>
+            </w:tcBorders>
           </w:tcPr>
-          <w:p>
-            <w:pPr>
-              <w:jc w:val="center"/>
-            </w:pPr>
-          </w:p>
+          <w:p/>
         </w:tc>
         <w:tc>
           <w:tcPr>
             <w:tcW w:type="dxa" w:w="2493"/>
+            <w:tcBorders>
+              <w:top w:val="single" w:sz="4" w:space="0" w:color="555555"/>
+              <w:left w:val="single" w:sz="4" w:space="0" w:color="555555"/>
+              <w:bottom w:val="single" w:sz="4" w:space="0" w:color="555555"/>
+              <w:right w:val="single" w:sz="4" w:space="0" w:color="555555"/>
+            </w:tcBorders>
           </w:tcPr>
-          <w:p>
-            <w:pPr>
-              <w:jc w:val="center"/>
-            </w:pPr>
-          </w:p>
+          <w:p/>
         </w:tc>
         <w:tc>
           <w:tcPr>
             <w:tcW w:type="dxa" w:w="2493"/>
+            <w:tcBorders>
+              <w:top w:val="single" w:sz="4" w:space="0" w:color="555555"/>
+              <w:left w:val="single" w:sz="4" w:space="0" w:color="555555"/>
+              <w:bottom w:val="single" w:sz="4" w:space="0" w:color="555555"/>
+              <w:right w:val="single" w:sz="4" w:space="0" w:color="555555"/>
+            </w:tcBorders>
           </w:tcPr>
-          <w:p>
-            <w:pPr>
-              <w:jc w:val="center"/>
-            </w:pPr>
-          </w:p>
+          <w:p/>
         </w:tc>
         <w:tc>
           <w:tcPr>
             <w:tcW w:type="dxa" w:w="2493"/>
+            <w:tcBorders>
+              <w:top w:val="single" w:sz="4" w:space="0" w:color="555555"/>
+              <w:left w:val="single" w:sz="4" w:space="0" w:color="555555"/>
+              <w:bottom w:val="single" w:sz="4" w:space="0" w:color="555555"/>
+              <w:right w:val="single" w:sz="4" w:space="0" w:color="555555"/>
+            </w:tcBorders>
           </w:tcPr>
-          <w:p>
-            <w:pPr>
-              <w:jc w:val="center"/>
-            </w:pPr>
-          </w:p>
+          <w:p/>
         </w:tc>
       </w:tr>
       <w:tr>
+        <w:trPr>
+          <w:trHeight w:val="567"/>
+        </w:trPr>
         <w:tc>
           <w:tcPr>
             <w:tcW w:type="dxa" w:w="2493"/>
+            <w:tcBorders>
+              <w:top w:val="single" w:sz="4" w:space="0" w:color="555555"/>
+              <w:left w:val="single" w:sz="4" w:space="0" w:color="555555"/>
+              <w:bottom w:val="single" w:sz="4" w:space="0" w:color="555555"/>
+              <w:right w:val="single" w:sz="4" w:space="0" w:color="555555"/>
+            </w:tcBorders>
           </w:tcPr>
-          <w:p>
-            <w:pPr>
-              <w:jc w:val="center"/>
-            </w:pPr>
-          </w:p>
+          <w:p/>
         </w:tc>
         <w:tc>
           <w:tcPr>
             <w:tcW w:type="dxa" w:w="2493"/>
+            <w:tcBorders>
+              <w:top w:val="single" w:sz="4" w:space="0" w:color="555555"/>
+              <w:left w:val="single" w:sz="4" w:space="0" w:color="555555"/>
+              <w:bottom w:val="single" w:sz="4" w:space="0" w:color="555555"/>
+              <w:right w:val="single" w:sz="4" w:space="0" w:color="555555"/>
+            </w:tcBorders>
           </w:tcPr>
-          <w:p>
-            <w:pPr>
-              <w:jc w:val="center"/>
-            </w:pPr>
-          </w:p>
+          <w:p/>
         </w:tc>
         <w:tc>
           <w:tcPr>
             <w:tcW w:type="dxa" w:w="2493"/>
+            <w:tcBorders>
+              <w:top w:val="single" w:sz="4" w:space="0" w:color="555555"/>
+              <w:left w:val="single" w:sz="4" w:space="0" w:color="555555"/>
+              <w:bottom w:val="single" w:sz="4" w:space="0" w:color="555555"/>
+              <w:right w:val="single" w:sz="4" w:space="0" w:color="555555"/>
+            </w:tcBorders>
           </w:tcPr>
-          <w:p>
-            <w:pPr>
-              <w:jc w:val="center"/>
-            </w:pPr>
-          </w:p>
+          <w:p/>
         </w:tc>
         <w:tc>
           <w:tcPr>
             <w:tcW w:type="dxa" w:w="2493"/>
+            <w:tcBorders>
+              <w:top w:val="single" w:sz="4" w:space="0" w:color="555555"/>
+              <w:left w:val="single" w:sz="4" w:space="0" w:color="555555"/>
+              <w:bottom w:val="single" w:sz="4" w:space="0" w:color="555555"/>
+              <w:right w:val="single" w:sz="4" w:space="0" w:color="555555"/>
+            </w:tcBorders>
           </w:tcPr>
-          <w:p>
-            <w:pPr>
-              <w:jc w:val="center"/>
-            </w:pPr>
-          </w:p>
+          <w:p/>
         </w:tc>
       </w:tr>
       <w:tr>
+        <w:trPr>
+          <w:trHeight w:val="567"/>
+        </w:trPr>
         <w:tc>
           <w:tcPr>
             <w:tcW w:type="dxa" w:w="2493"/>
+            <w:tcBorders>
+              <w:top w:val="single" w:sz="4" w:space="0" w:color="555555"/>
+              <w:left w:val="single" w:sz="4" w:space="0" w:color="555555"/>
+              <w:bottom w:val="single" w:sz="4" w:space="0" w:color="555555"/>
+              <w:right w:val="single" w:sz="4" w:space="0" w:color="555555"/>
+            </w:tcBorders>
           </w:tcPr>
-          <w:p>
-            <w:pPr>
-              <w:jc w:val="center"/>
-            </w:pPr>
-          </w:p>
+          <w:p/>
         </w:tc>
         <w:tc>
           <w:tcPr>
             <w:tcW w:type="dxa" w:w="2493"/>
+            <w:tcBorders>
+              <w:top w:val="single" w:sz="4" w:space="0" w:color="555555"/>
+              <w:left w:val="single" w:sz="4" w:space="0" w:color="555555"/>
+              <w:bottom w:val="single" w:sz="4" w:space="0" w:color="555555"/>
+              <w:right w:val="single" w:sz="4" w:space="0" w:color="555555"/>
+            </w:tcBorders>
           </w:tcPr>
-          <w:p>
-            <w:pPr>
-              <w:jc w:val="center"/>
-            </w:pPr>
-          </w:p>
+          <w:p/>
         </w:tc>
         <w:tc>
           <w:tcPr>
             <w:tcW w:type="dxa" w:w="2493"/>
+            <w:tcBorders>
+              <w:top w:val="single" w:sz="4" w:space="0" w:color="555555"/>
+              <w:left w:val="single" w:sz="4" w:space="0" w:color="555555"/>
+              <w:bottom w:val="single" w:sz="4" w:space="0" w:color="555555"/>
+              <w:right w:val="single" w:sz="4" w:space="0" w:color="555555"/>
+            </w:tcBorders>
           </w:tcPr>
-          <w:p>
-            <w:pPr>
-              <w:jc w:val="center"/>
-            </w:pPr>
-          </w:p>
+          <w:p/>
         </w:tc>
         <w:tc>
           <w:tcPr>
             <w:tcW w:type="dxa" w:w="2493"/>
+            <w:tcBorders>
+              <w:top w:val="single" w:sz="4" w:space="0" w:color="555555"/>
+              <w:left w:val="single" w:sz="4" w:space="0" w:color="555555"/>
+              <w:bottom w:val="single" w:sz="4" w:space="0" w:color="555555"/>
+              <w:right w:val="single" w:sz="4" w:space="0" w:color="555555"/>
+            </w:tcBorders>
           </w:tcPr>
-          <w:p>
-            <w:pPr>
-              <w:jc w:val="center"/>
-            </w:pPr>
-          </w:p>
+          <w:p/>
         </w:tc>
       </w:tr>
       <w:tr>
+        <w:trPr>
+          <w:trHeight w:val="567"/>
+        </w:trPr>
         <w:tc>
           <w:tcPr>
             <w:tcW w:type="dxa" w:w="2493"/>
+            <w:tcBorders>
+              <w:top w:val="single" w:sz="4" w:space="0" w:color="555555"/>
+              <w:left w:val="single" w:sz="4" w:space="0" w:color="555555"/>
+              <w:bottom w:val="single" w:sz="4" w:space="0" w:color="555555"/>
+              <w:right w:val="single" w:sz="4" w:space="0" w:color="555555"/>
+            </w:tcBorders>
           </w:tcPr>
-          <w:p>
-            <w:pPr>
-              <w:jc w:val="center"/>
-            </w:pPr>
-          </w:p>
+          <w:p/>
         </w:tc>
         <w:tc>
           <w:tcPr>
             <w:tcW w:type="dxa" w:w="2493"/>
+            <w:tcBorders>
+              <w:top w:val="single" w:sz="4" w:space="0" w:color="555555"/>
+              <w:left w:val="single" w:sz="4" w:space="0" w:color="555555"/>
+              <w:bottom w:val="single" w:sz="4" w:space="0" w:color="555555"/>
+              <w:right w:val="single" w:sz="4" w:space="0" w:color="555555"/>
+            </w:tcBorders>
           </w:tcPr>
-          <w:p>
-            <w:pPr>
-              <w:jc w:val="center"/>
-            </w:pPr>
-          </w:p>
+          <w:p/>
         </w:tc>
         <w:tc>
           <w:tcPr>
             <w:tcW w:type="dxa" w:w="2493"/>
+            <w:tcBorders>
+              <w:top w:val="single" w:sz="4" w:space="0" w:color="555555"/>
+              <w:left w:val="single" w:sz="4" w:space="0" w:color="555555"/>
+              <w:bottom w:val="single" w:sz="4" w:space="0" w:color="555555"/>
+              <w:right w:val="single" w:sz="4" w:space="0" w:color="555555"/>
+            </w:tcBorders>
           </w:tcPr>
-          <w:p>
-            <w:pPr>
-              <w:jc w:val="center"/>
-            </w:pPr>
-          </w:p>
+          <w:p/>
         </w:tc>
         <w:tc>
           <w:tcPr>
             <w:tcW w:type="dxa" w:w="2493"/>
+            <w:tcBorders>
+              <w:top w:val="single" w:sz="4" w:space="0" w:color="555555"/>
+              <w:left w:val="single" w:sz="4" w:space="0" w:color="555555"/>
+              <w:bottom w:val="single" w:sz="4" w:space="0" w:color="555555"/>
+              <w:right w:val="single" w:sz="4" w:space="0" w:color="555555"/>
+            </w:tcBorders>
           </w:tcPr>
-          <w:p>
-            <w:pPr>
-              <w:jc w:val="center"/>
-            </w:pPr>
-          </w:p>
+          <w:p/>
         </w:tc>
       </w:tr>
       <w:tr>
+        <w:trPr>
+          <w:trHeight w:val="567"/>
+        </w:trPr>
         <w:tc>
           <w:tcPr>
             <w:tcW w:type="dxa" w:w="2493"/>
+            <w:tcBorders>
+              <w:top w:val="single" w:sz="4" w:space="0" w:color="555555"/>
+              <w:left w:val="single" w:sz="4" w:space="0" w:color="555555"/>
+              <w:bottom w:val="single" w:sz="4" w:space="0" w:color="555555"/>
+              <w:right w:val="single" w:sz="4" w:space="0" w:color="555555"/>
+            </w:tcBorders>
           </w:tcPr>
-          <w:p>
-            <w:pPr>
-              <w:jc w:val="center"/>
-            </w:pPr>
-          </w:p>
+          <w:p/>
         </w:tc>
         <w:tc>
           <w:tcPr>
             <w:tcW w:type="dxa" w:w="2493"/>
+            <w:tcBorders>
+              <w:top w:val="single" w:sz="4" w:space="0" w:color="555555"/>
+              <w:left w:val="single" w:sz="4" w:space="0" w:color="555555"/>
+              <w:bottom w:val="single" w:sz="4" w:space="0" w:color="555555"/>
+              <w:right w:val="single" w:sz="4" w:space="0" w:color="555555"/>
+            </w:tcBorders>
           </w:tcPr>
-          <w:p>
-            <w:pPr>
-              <w:jc w:val="center"/>
-            </w:pPr>
-          </w:p>
+          <w:p/>
         </w:tc>
         <w:tc>
           <w:tcPr>
             <w:tcW w:type="dxa" w:w="2493"/>
+            <w:tcBorders>
+              <w:top w:val="single" w:sz="4" w:space="0" w:color="555555"/>
+              <w:left w:val="single" w:sz="4" w:space="0" w:color="555555"/>
+              <w:bottom w:val="single" w:sz="4" w:space="0" w:color="555555"/>
+              <w:right w:val="single" w:sz="4" w:space="0" w:color="555555"/>
+            </w:tcBorders>
           </w:tcPr>
-          <w:p>
-            <w:pPr>
-              <w:jc w:val="center"/>
-            </w:pPr>
-          </w:p>
+          <w:p/>
         </w:tc>
         <w:tc>
           <w:tcPr>
             <w:tcW w:type="dxa" w:w="2493"/>
+            <w:tcBorders>
+              <w:top w:val="single" w:sz="4" w:space="0" w:color="555555"/>
+              <w:left w:val="single" w:sz="4" w:space="0" w:color="555555"/>
+              <w:bottom w:val="single" w:sz="4" w:space="0" w:color="555555"/>
+              <w:right w:val="single" w:sz="4" w:space="0" w:color="555555"/>
+            </w:tcBorders>
           </w:tcPr>
-          <w:p>
-            <w:pPr>
-              <w:jc w:val="center"/>
-            </w:pPr>
-          </w:p>
+          <w:p/>
         </w:tc>
       </w:tr>
       <w:tr>
+        <w:trPr>
+          <w:trHeight w:val="567"/>
+        </w:trPr>
         <w:tc>
           <w:tcPr>
             <w:tcW w:type="dxa" w:w="2493"/>
+            <w:tcBorders>
+              <w:top w:val="single" w:sz="4" w:space="0" w:color="555555"/>
+              <w:left w:val="single" w:sz="4" w:space="0" w:color="555555"/>
+              <w:bottom w:val="single" w:sz="4" w:space="0" w:color="555555"/>
+              <w:right w:val="single" w:sz="4" w:space="0" w:color="555555"/>
+            </w:tcBorders>
           </w:tcPr>
-          <w:p>
-            <w:pPr>
-              <w:jc w:val="center"/>
-            </w:pPr>
-          </w:p>
+          <w:p/>
         </w:tc>
         <w:tc>
           <w:tcPr>
             <w:tcW w:type="dxa" w:w="2493"/>
+            <w:tcBorders>
+              <w:top w:val="single" w:sz="4" w:space="0" w:color="555555"/>
+              <w:left w:val="single" w:sz="4" w:space="0" w:color="555555"/>
+              <w:bottom w:val="single" w:sz="4" w:space="0" w:color="555555"/>
+              <w:right w:val="single" w:sz="4" w:space="0" w:color="555555"/>
+            </w:tcBorders>
           </w:tcPr>
-          <w:p>
-            <w:pPr>
-              <w:jc w:val="center"/>
-            </w:pPr>
-          </w:p>
+          <w:p/>
         </w:tc>
         <w:tc>
           <w:tcPr>
             <w:tcW w:type="dxa" w:w="2493"/>
+            <w:tcBorders>
+              <w:top w:val="single" w:sz="4" w:space="0" w:color="555555"/>
+              <w:left w:val="single" w:sz="4" w:space="0" w:color="555555"/>
+              <w:bottom w:val="single" w:sz="4" w:space="0" w:color="555555"/>
+              <w:right w:val="single" w:sz="4" w:space="0" w:color="555555"/>
+            </w:tcBorders>
           </w:tcPr>
-          <w:p>
-            <w:pPr>
-              <w:jc w:val="center"/>
-            </w:pPr>
-          </w:p>
+          <w:p/>
         </w:tc>
         <w:tc>
           <w:tcPr>
             <w:tcW w:type="dxa" w:w="2493"/>
+            <w:tcBorders>
+              <w:top w:val="single" w:sz="4" w:space="0" w:color="555555"/>
+              <w:left w:val="single" w:sz="4" w:space="0" w:color="555555"/>
+              <w:bottom w:val="single" w:sz="4" w:space="0" w:color="555555"/>
+              <w:right w:val="single" w:sz="4" w:space="0" w:color="555555"/>
+            </w:tcBorders>
           </w:tcPr>
-          <w:p>
-            <w:pPr>
-              <w:jc w:val="center"/>
-            </w:pPr>
-          </w:p>
-        </w:tc>
-      </w:tr>
-      <w:tr>
-        <w:tc>
-          <w:tcPr>
-            <w:tcW w:type="dxa" w:w="2493"/>
-          </w:tcPr>
-          <w:p>
-            <w:pPr>
-              <w:jc w:val="center"/>
-            </w:pPr>
-          </w:p>
-        </w:tc>
-        <w:tc>
-          <w:tcPr>
-            <w:tcW w:type="dxa" w:w="2493"/>
-          </w:tcPr>
-          <w:p>
-            <w:pPr>
-              <w:jc w:val="center"/>
-            </w:pPr>
-          </w:p>
-        </w:tc>
-        <w:tc>
-          <w:tcPr>
-            <w:tcW w:type="dxa" w:w="2493"/>
-          </w:tcPr>
-          <w:p>
-            <w:pPr>
-              <w:jc w:val="center"/>
-            </w:pPr>
-          </w:p>
-        </w:tc>
-        <w:tc>
-          <w:tcPr>
-            <w:tcW w:type="dxa" w:w="2493"/>
-          </w:tcPr>
-          <w:p>
-            <w:pPr>
-              <w:jc w:val="center"/>
-            </w:pPr>
-          </w:p>
-        </w:tc>
-      </w:tr>
-      <w:tr>
-        <w:tc>
-          <w:tcPr>
-            <w:tcW w:type="dxa" w:w="2493"/>
-          </w:tcPr>
-          <w:p>
-            <w:pPr>
-              <w:jc w:val="center"/>
-            </w:pPr>
-          </w:p>
-        </w:tc>
-        <w:tc>
-          <w:tcPr>
-            <w:tcW w:type="dxa" w:w="2493"/>
-          </w:tcPr>
-          <w:p>
-            <w:pPr>
-              <w:jc w:val="center"/>
-            </w:pPr>
-          </w:p>
-        </w:tc>
-        <w:tc>
-          <w:tcPr>
-            <w:tcW w:type="dxa" w:w="2493"/>
-          </w:tcPr>
-          <w:p>
-            <w:pPr>
-              <w:jc w:val="center"/>
-            </w:pPr>
-          </w:p>
-        </w:tc>
-        <w:tc>
-          <w:tcPr>
-            <w:tcW w:type="dxa" w:w="2493"/>
-          </w:tcPr>
-          <w:p>
-            <w:pPr>
-              <w:jc w:val="center"/>
-            </w:pPr>
-          </w:p>
+          <w:p/>
         </w:tc>
       </w:tr>
     </w:tbl>
-    <w:p/>
     <w:sectPr>
       <w:pgSz w:w="12240" w:h="15840"/>
       <w:pgMar w:top="850" w:right="1134" w:bottom="850" w:left="1134" w:header="720" w:footer="720" w:gutter="0"/>
@@ -885,7 +1080,7 @@
     <w:rsid w:val="00FC693F"/>
     <w:rPr>
       <w:rFonts w:ascii="Arial" w:hAnsi="Arial"/>
-      <w:sz w:val="22"/>
+      <w:sz w:val="20"/>
     </w:rPr>
   </w:style>
   <w:style w:type="paragraph" w:styleId="Header">
